--- a/downloads/sections/t18-l04-version-timelines-go-stale-on-purpose-ecosystem.docx
+++ b/downloads/sections/t18-l04-version-timelines-go-stale-on-purpose-ecosystem.docx
@@ -24,7 +24,7 @@
     </w:p>
     <w:p>
       <w:r>
-        <w:t>confirm. Salesforce 2.46, ServiceNow Australia/Zurich/Yokohama, JRE 8 updates 421/451/461, and macOS Sequoia 15, Tahoe 26, and Golden Gate 27 are from the technical requirements read in October 2026.. last checked 2026-10.</w:t>
+        <w:t>confirm. Salesforce 2.46, ServiceNow Australia/Zurich/Yokohama, JRE 8 updates 421/451/461, and macOS Sequoia 15, Tahoe 26, and Golden Gate 27 are from the technical requirements read in October 2026. last checked 2026-10.</w:t>
       </w:r>
     </w:p>
   </w:body>
